--- a/Printing/Margin.docx
+++ b/Printing/Margin.docx
@@ -11,16 +11,16 @@
         <mc:AlternateContent>
           <mc:Choice Requires="wps">
             <w:drawing>
-              <wp:anchor distT="0" distB="0" distL="114300" distR="114300" simplePos="0" relativeHeight="251659264" behindDoc="0" locked="0" layoutInCell="1" allowOverlap="1" wp14:anchorId="7C4DF368" wp14:editId="638BAE69">
+              <wp:anchor distT="0" distB="0" distL="114300" distR="114300" simplePos="0" relativeHeight="251659264" behindDoc="0" locked="0" layoutInCell="1" allowOverlap="1" wp14:anchorId="7C4DF368" wp14:editId="6F93A5DE">
                 <wp:simplePos x="0" y="0"/>
                 <wp:positionH relativeFrom="margin">
-                  <wp:posOffset>694690</wp:posOffset>
+                  <wp:posOffset>514381</wp:posOffset>
                 </wp:positionH>
                 <wp:positionV relativeFrom="paragraph">
-                  <wp:posOffset>559435</wp:posOffset>
+                  <wp:posOffset>315205</wp:posOffset>
                 </wp:positionV>
-                <wp:extent cx="5947051" cy="9239693"/>
-                <wp:effectExtent l="0" t="0" r="15875" b="19050"/>
+                <wp:extent cx="6409854" cy="9786796"/>
+                <wp:effectExtent l="0" t="0" r="10160" b="24130"/>
                 <wp:wrapNone/>
                 <wp:docPr id="342032506" name="Rectangle 6"/>
                 <wp:cNvGraphicFramePr/>
@@ -31,7 +31,7 @@
                       <wps:spPr>
                         <a:xfrm>
                           <a:off x="0" y="0"/>
-                          <a:ext cx="5947051" cy="9239693"/>
+                          <a:ext cx="6409854" cy="9786796"/>
                         </a:xfrm>
                         <a:prstGeom prst="rect">
                           <a:avLst/>
@@ -72,12 +72,15 @@
                 <wp14:sizeRelH relativeFrom="margin">
                   <wp14:pctWidth>0</wp14:pctWidth>
                 </wp14:sizeRelH>
+                <wp14:sizeRelV relativeFrom="margin">
+                  <wp14:pctHeight>0</wp14:pctHeight>
+                </wp14:sizeRelV>
               </wp:anchor>
             </w:drawing>
           </mc:Choice>
           <mc:Fallback>
             <w:pict>
-              <v:rect w14:anchorId="4714F172" id="Rectangle 6" o:spid="_x0000_s1026" style="position:absolute;margin-left:54.7pt;margin-top:44.05pt;width:468.25pt;height:727.55pt;z-index:251659264;visibility:visible;mso-wrap-style:square;mso-width-percent:0;mso-wrap-distance-left:9pt;mso-wrap-distance-top:0;mso-wrap-distance-right:9pt;mso-wrap-distance-bottom:0;mso-position-horizontal:absolute;mso-position-horizontal-relative:margin;mso-position-vertical:absolute;mso-position-vertical-relative:text;mso-width-percent:0;mso-width-relative:margin;v-text-anchor:middle" o:gfxdata="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" filled="f" strokecolor="black [3213]" strokeweight="1.5pt">
+              <v:rect w14:anchorId="7B8B94CE" id="Rectangle 6" o:spid="_x0000_s1026" style="position:absolute;margin-left:40.5pt;margin-top:24.8pt;width:504.7pt;height:770.6pt;z-index:251659264;visibility:visible;mso-wrap-style:square;mso-width-percent:0;mso-height-percent:0;mso-wrap-distance-left:9pt;mso-wrap-distance-top:0;mso-wrap-distance-right:9pt;mso-wrap-distance-bottom:0;mso-position-horizontal:absolute;mso-position-horizontal-relative:margin;mso-position-vertical:absolute;mso-position-vertical-relative:text;mso-width-percent:0;mso-height-percent:0;mso-width-relative:margin;mso-height-relative:margin;v-text-anchor:middle" o:gfxdata="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" filled="f" strokecolor="black [3213]" strokeweight="1.5pt">
                 <w10:wrap anchorx="margin"/>
               </v:rect>
             </w:pict>
@@ -1329,4 +1332,16 @@
     </a:ext>
   </a:extLst>
 </a:theme>
+</file>
+
+<file path=customXml/item1.xml><?xml version="1.0" encoding="utf-8"?>
+<b:Sources xmlns:b="http://schemas.openxmlformats.org/officeDocument/2006/bibliography" xmlns="http://schemas.openxmlformats.org/officeDocument/2006/bibliography" SelectedStyle="\APASixthEditionOfficeOnline.xsl" StyleName="APA" Version="6"/>
+</file>
+
+<file path=customXml/itemProps1.xml><?xml version="1.0" encoding="utf-8"?>
+<ds:datastoreItem xmlns:ds="http://schemas.openxmlformats.org/officeDocument/2006/customXml" ds:itemID="{C411A8B2-577D-48EB-9C48-318332F17E33}">
+  <ds:schemaRefs>
+    <ds:schemaRef ds:uri="http://schemas.openxmlformats.org/officeDocument/2006/bibliography"/>
+  </ds:schemaRefs>
+</ds:datastoreItem>
 </file>
--- a/Printing/Margin.docx
+++ b/Printing/Margin.docx
@@ -2,8 +2,8 @@
 <file path=word/document.xml><?xml version="1.0" encoding="utf-8"?>
 <w:document xmlns:wpc="http://schemas.microsoft.com/office/word/2010/wordprocessingCanvas" xmlns:cx="http://schemas.microsoft.com/office/drawing/2014/chartex" xmlns:cx1="http://schemas.microsoft.com/office/drawing/2015/9/8/chartex" xmlns:cx2="http://schemas.microsoft.com/office/drawing/2015/10/21/chartex" xmlns:cx3="http://schemas.microsoft.com/office/drawing/2016/5/9/chartex" xmlns:cx4="http://schemas.microsoft.com/office/drawing/2016/5/10/chartex" xmlns:cx5="http://schemas.microsoft.com/office/drawing/2016/5/11/chartex" xmlns:cx6="http://schemas.microsoft.com/office/drawing/2016/5/12/chartex" xmlns:cx7="http://schemas.microsoft.com/office/drawing/2016/5/13/chartex" xmlns:cx8="http://schemas.microsoft.com/office/drawing/2016/5/14/chartex" xmlns:mc="http://schemas.openxmlformats.org/markup-compatibility/2006" xmlns:aink="http://schemas.microsoft.com/office/drawing/2016/ink" xmlns:am3d="http://schemas.microsoft.com/office/drawing/2017/model3d" xmlns:o="urn:schemas-microsoft-com:office:office" xmlns:oel="http://schemas.microsoft.com/office/2019/extlst" xmlns:r="http://schemas.openxmlformats.org/officeDocument/2006/relationships" xmlns:m="http://schemas.openxmlformats.org/officeDocument/2006/math" xmlns:v="urn:schemas-microsoft-com:vml" xmlns:wp14="http://schemas.microsoft.com/office/word/2010/wordprocessingDrawing" xmlns:wp="http://schemas.openxmlformats.org/drawingml/2006/wordprocessingDrawing" xmlns:w10="urn:schemas-microsoft-com:office:word" xmlns:w="http://schemas.openxmlformats.org/wordprocessingml/2006/main" xmlns:w14="http://schemas.microsoft.com/office/word/2010/wordml" xmlns:w15="http://schemas.microsoft.com/office/word/2012/wordml" xmlns:w16cex="http://schemas.microsoft.com/office/word/2018/wordml/cex" xmlns:w16cid="http://schemas.microsoft.com/office/word/2016/wordml/cid" xmlns:w16="http://schemas.microsoft.com/office/word/2018/wordml" xmlns:w16du="http://schemas.microsoft.com/office/word/2023/wordml/word16du" xmlns:w16sdtdh="http://schemas.microsoft.com/office/word/2020/wordml/sdtdatahash" xmlns:w16sdtfl="http://schemas.microsoft.com/office/word/2024/wordml/sdtformatlock" xmlns:w16se="http://schemas.microsoft.com/office/word/2015/wordml/symex" xmlns:wpg="http://schemas.microsoft.com/office/word/2010/wordprocessingGroup" xmlns:wpi="http://schemas.microsoft.com/office/word/2010/wordprocessingInk" xmlns:wne="http://schemas.microsoft.com/office/word/2006/wordml" xmlns:wps="http://schemas.microsoft.com/office/word/2010/wordprocessingShape" mc:Ignorable="w14 w15 w16se w16cid w16 w16cex w16sdtdh w16sdtfl w16du wp14">
   <w:body>
+    <w:bookmarkStart w:id="0" w:name="_Hlk205579987"/>
     <w:p>
-      <w:bookmarkStart w:id="0" w:name="_Hlk205579987"/>
       <w:r>
         <w:rPr>
           <w:noProof/>
